--- a/Fase 1/Evidencias Individules/Gonzalo_Arenas_1.1_APT122_AutoevaluacionCompetenciasFase1.docx
+++ b/Fase 1/Evidencias Individules/Gonzalo_Arenas_1.1_APT122_AutoevaluacionCompetenciasFase1.docx
@@ -1436,7 +1436,7 @@
           </w:tcPr>
           <w:p>
             <w:pPr>
-              <w:jc w:val="center"/>
+              <w:jc w:val="left"/>
               <w:rPr>
                 <w:b/>
                 <w:bCs/>
@@ -1445,6 +1445,14 @@
                 <w:szCs w:val="16"/>
               </w:rPr>
             </w:pPr>
+            <w:r>
+              <w:rPr>
+                <w:color w:val="000000" w:themeColor="text1"/>
+                <w:sz w:val="16"/>
+                <w:szCs w:val="16"/>
+              </w:rPr>
+              <w:t xml:space="preserve">Aplico el ciclo de vida del software en proyectos académicos y en Mira, pero debo reforzar las pruebas y los estándares de calidad.</w:t>
+            </w:r>
           </w:p>
         </w:tc>
       </w:tr>
@@ -1581,7 +1589,7 @@
           </w:tcPr>
           <w:p>
             <w:pPr>
-              <w:jc w:val="center"/>
+              <w:jc w:val="left"/>
               <w:rPr>
                 <w:b/>
                 <w:bCs/>
@@ -1590,6 +1598,14 @@
                 <w:szCs w:val="16"/>
               </w:rPr>
             </w:pPr>
+            <w:r>
+              <w:rPr>
+                <w:color w:val="000000" w:themeColor="text1"/>
+                <w:sz w:val="16"/>
+                <w:szCs w:val="16"/>
+              </w:rPr>
+              <w:t xml:space="preserve">Manejo SQL y he trabajado con bases relacionales y MongoDB en la carrera y en mi práctica en la Universidad de Chile. Me falta reforzar modelado complejo y optimización.</w:t>
+            </w:r>
           </w:p>
         </w:tc>
       </w:tr>
@@ -1726,7 +1742,7 @@
           </w:tcPr>
           <w:p>
             <w:pPr>
-              <w:jc w:val="center"/>
+              <w:jc w:val="left"/>
               <w:rPr>
                 <w:b/>
                 <w:bCs/>
@@ -1735,6 +1751,14 @@
                 <w:szCs w:val="16"/>
               </w:rPr>
             </w:pPr>
+            <w:r>
+              <w:rPr>
+                <w:color w:val="000000" w:themeColor="text1"/>
+                <w:sz w:val="16"/>
+                <w:szCs w:val="16"/>
+              </w:rPr>
+              <w:t xml:space="preserve">Recién en Mira levanto requisitos con una contraparte real; aún me cuesta aplicar metodologías y estándares formales de ingeniería de requisitos.</w:t>
+            </w:r>
           </w:p>
         </w:tc>
       </w:tr>
@@ -1871,7 +1895,7 @@
           </w:tcPr>
           <w:p>
             <w:pPr>
-              <w:jc w:val="center"/>
+              <w:jc w:val="left"/>
               <w:rPr>
                 <w:b/>
                 <w:bCs/>
@@ -1880,6 +1904,14 @@
                 <w:szCs w:val="16"/>
               </w:rPr>
             </w:pPr>
+            <w:r>
+              <w:rPr>
+                <w:color w:val="000000" w:themeColor="text1"/>
+                <w:sz w:val="16"/>
+                <w:szCs w:val="16"/>
+              </w:rPr>
+              <w:t xml:space="preserve">Aplico Scrum en Mira con épicas y tablero Kanban, pero tengo poca experiencia en estimación y control de proyectos.</w:t>
+            </w:r>
           </w:p>
         </w:tc>
       </w:tr>
@@ -2016,7 +2048,7 @@
           </w:tcPr>
           <w:p>
             <w:pPr>
-              <w:jc w:val="center"/>
+              <w:jc w:val="left"/>
               <w:rPr>
                 <w:b/>
                 <w:bCs/>
@@ -2025,6 +2057,14 @@
                 <w:szCs w:val="16"/>
               </w:rPr>
             </w:pPr>
+            <w:r>
+              <w:rPr>
+                <w:color w:val="000000" w:themeColor="text1"/>
+                <w:sz w:val="16"/>
+                <w:szCs w:val="16"/>
+              </w:rPr>
+              <w:t xml:space="preserve">Diseño soluciones funcionales, pero necesito fortalecer los aspectos de seguridad, normativa y sostenibilidad.</w:t>
+            </w:r>
           </w:p>
         </w:tc>
       </w:tr>
@@ -2161,7 +2201,7 @@
           </w:tcPr>
           <w:p>
             <w:pPr>
-              <w:jc w:val="center"/>
+              <w:jc w:val="left"/>
               <w:rPr>
                 <w:b/>
                 <w:bCs/>
@@ -2170,6 +2210,14 @@
                 <w:szCs w:val="16"/>
               </w:rPr>
             </w:pPr>
+            <w:r>
+              <w:rPr>
+                <w:color w:val="000000" w:themeColor="text1"/>
+                <w:sz w:val="16"/>
+                <w:szCs w:val="16"/>
+              </w:rPr>
+              <w:t xml:space="preserve">Desarrollé aplicaciones móviles en los ramos de la carrera, pero tengo poca práctica fuera del contexto académico.</w:t>
+            </w:r>
           </w:p>
         </w:tc>
       </w:tr>
@@ -2306,7 +2354,7 @@
           </w:tcPr>
           <w:p>
             <w:pPr>
-              <w:jc w:val="center"/>
+              <w:jc w:val="left"/>
               <w:rPr>
                 <w:b/>
                 <w:bCs/>
@@ -2315,6 +2363,14 @@
                 <w:szCs w:val="16"/>
               </w:rPr>
             </w:pPr>
+            <w:r>
+              <w:rPr>
+                <w:color w:val="000000" w:themeColor="text1"/>
+                <w:sz w:val="16"/>
+                <w:szCs w:val="16"/>
+              </w:rPr>
+              <w:t xml:space="preserve">Domino lo esencial en modelado y consultas, pero requiero fortalecer el diseño de bases de datos más complejas.</w:t>
+            </w:r>
           </w:p>
         </w:tc>
       </w:tr>
@@ -2451,7 +2507,7 @@
           </w:tcPr>
           <w:p>
             <w:pPr>
-              <w:jc w:val="center"/>
+              <w:jc w:val="left"/>
               <w:rPr>
                 <w:b/>
                 <w:bCs/>
@@ -2460,6 +2516,14 @@
                 <w:szCs w:val="16"/>
               </w:rPr>
             </w:pPr>
+            <w:r>
+              <w:rPr>
+                <w:color w:val="000000" w:themeColor="text1"/>
+                <w:sz w:val="16"/>
+                <w:szCs w:val="16"/>
+              </w:rPr>
+              <w:t xml:space="preserve">Me falta práctica en documentar y validar requisitos usando metodologías de vanguardia.</w:t>
+            </w:r>
           </w:p>
         </w:tc>
       </w:tr>
